--- a/project-personal/stage01/report/os-intro-project-personal-stage01-report.docx
+++ b/project-personal/stage01/report/os-intro-project-personal-stage01-report.docx
@@ -128,23 +128,13 @@
       </w:r>
     </w:p>
     <w:bookmarkEnd w:id="21"/>
-    <w:bookmarkStart w:id="22" w:name="теоретическое-введение"/>
+    <w:bookmarkStart w:id="38" w:name="выполнение-индивидуального-проекта"/>
     <w:p>
       <w:pPr>
         <w:pStyle w:val="Heading1"/>
       </w:pPr>
       <w:r>
-        <w:t xml:space="preserve">3. Теоретическое введение</w:t>
-      </w:r>
-    </w:p>
-    <w:bookmarkEnd w:id="22"/>
-    <w:bookmarkStart w:id="39" w:name="выполнение-индивидуального-проекта"/>
-    <w:p>
-      <w:pPr>
-        <w:pStyle w:val="Heading1"/>
-      </w:pPr>
-      <w:r>
-        <w:t xml:space="preserve">4. Выполнение индивидуального проекта</w:t>
+        <w:t xml:space="preserve">3. Выполнение индивидуального проекта</w:t>
       </w:r>
     </w:p>
     <w:p>
@@ -185,7 +175,7 @@
       <w:tr>
         <w:tc>
           <w:tcPr/>
-          <w:bookmarkStart w:id="26" w:name="fig-001"/>
+          <w:bookmarkStart w:id="25" w:name="fig-001"/>
           <w:p>
             <w:pPr>
               <w:pStyle w:val="Compact"/>
@@ -196,18 +186,18 @@
                 <wp:inline>
                   <wp:extent cx="3733800" cy="1013867"/>
                   <wp:effectExtent b="0" l="0" r="0" t="0"/>
-                  <wp:docPr descr="" title="" id="24" name="Picture"/>
+                  <wp:docPr descr="" title="" id="23" name="Picture"/>
                   <a:graphic>
                     <a:graphicData uri="http://schemas.openxmlformats.org/drawingml/2006/picture">
                       <pic:pic>
                         <pic:nvPicPr>
-                          <pic:cNvPr descr="image/1.png" id="25" name="Picture"/>
+                          <pic:cNvPr descr="image/1.png" id="24" name="Picture"/>
                           <pic:cNvPicPr>
                             <a:picLocks noChangeArrowheads="1" noChangeAspect="1"/>
                           </pic:cNvPicPr>
                         </pic:nvPicPr>
                         <pic:blipFill>
-                          <a:blip r:embed="rId23"/>
+                          <a:blip r:embed="rId22"/>
                           <a:stretch>
                             <a:fillRect/>
                           </a:stretch>
@@ -247,7 +237,7 @@
               <w:t xml:space="preserve">Рисунок 1: Установка hugo</w:t>
             </w:r>
           </w:p>
-          <w:bookmarkEnd w:id="26"/>
+          <w:bookmarkEnd w:id="25"/>
         </w:tc>
       </w:tr>
     </w:tbl>
@@ -283,7 +273,7 @@
       <w:tr>
         <w:tc>
           <w:tcPr/>
-          <w:bookmarkStart w:id="30" w:name="fig-002"/>
+          <w:bookmarkStart w:id="29" w:name="fig-002"/>
           <w:p>
             <w:pPr>
               <w:pStyle w:val="Compact"/>
@@ -294,18 +284,18 @@
                 <wp:inline>
                   <wp:extent cx="3733800" cy="4096722"/>
                   <wp:effectExtent b="0" l="0" r="0" t="0"/>
-                  <wp:docPr descr="" title="" id="28" name="Picture"/>
+                  <wp:docPr descr="" title="" id="27" name="Picture"/>
                   <a:graphic>
                     <a:graphicData uri="http://schemas.openxmlformats.org/drawingml/2006/picture">
                       <pic:pic>
                         <pic:nvPicPr>
-                          <pic:cNvPr descr="image/2.png" id="29" name="Picture"/>
+                          <pic:cNvPr descr="image/2.png" id="28" name="Picture"/>
                           <pic:cNvPicPr>
                             <a:picLocks noChangeArrowheads="1" noChangeAspect="1"/>
                           </pic:cNvPicPr>
                         </pic:nvPicPr>
                         <pic:blipFill>
-                          <a:blip r:embed="rId27"/>
+                          <a:blip r:embed="rId26"/>
                           <a:stretch>
                             <a:fillRect/>
                           </a:stretch>
@@ -345,7 +335,7 @@
               <w:t xml:space="preserve">Рисунок 2: Создание репозитория</w:t>
             </w:r>
           </w:p>
-          <w:bookmarkEnd w:id="30"/>
+          <w:bookmarkEnd w:id="29"/>
         </w:tc>
       </w:tr>
     </w:tbl>
@@ -387,7 +377,7 @@
       <w:tr>
         <w:tc>
           <w:tcPr/>
-          <w:bookmarkStart w:id="34" w:name="fig-003"/>
+          <w:bookmarkStart w:id="33" w:name="fig-003"/>
           <w:p>
             <w:pPr>
               <w:pStyle w:val="Compact"/>
@@ -398,18 +388,18 @@
                 <wp:inline>
                   <wp:extent cx="3733800" cy="4479285"/>
                   <wp:effectExtent b="0" l="0" r="0" t="0"/>
-                  <wp:docPr descr="" title="" id="32" name="Picture"/>
+                  <wp:docPr descr="" title="" id="31" name="Picture"/>
                   <a:graphic>
                     <a:graphicData uri="http://schemas.openxmlformats.org/drawingml/2006/picture">
                       <pic:pic>
                         <pic:nvPicPr>
-                          <pic:cNvPr descr="image/3.png" id="33" name="Picture"/>
+                          <pic:cNvPr descr="image/3.png" id="32" name="Picture"/>
                           <pic:cNvPicPr>
                             <a:picLocks noChangeArrowheads="1" noChangeAspect="1"/>
                           </pic:cNvPicPr>
                         </pic:nvPicPr>
                         <pic:blipFill>
-                          <a:blip r:embed="rId31"/>
+                          <a:blip r:embed="rId30"/>
                           <a:stretch>
                             <a:fillRect/>
                           </a:stretch>
@@ -449,7 +439,7 @@
               <w:t xml:space="preserve">Рисунок 3: Конфигурация сайта</w:t>
             </w:r>
           </w:p>
-          <w:bookmarkEnd w:id="34"/>
+          <w:bookmarkEnd w:id="33"/>
         </w:tc>
       </w:tr>
     </w:tbl>
@@ -485,7 +475,7 @@
       <w:tr>
         <w:tc>
           <w:tcPr/>
-          <w:bookmarkStart w:id="38" w:name="fig-004"/>
+          <w:bookmarkStart w:id="37" w:name="fig-004"/>
           <w:p>
             <w:pPr>
               <w:pStyle w:val="Compact"/>
@@ -496,18 +486,18 @@
                 <wp:inline>
                   <wp:extent cx="3733800" cy="4229943"/>
                   <wp:effectExtent b="0" l="0" r="0" t="0"/>
-                  <wp:docPr descr="" title="" id="36" name="Picture"/>
+                  <wp:docPr descr="" title="" id="35" name="Picture"/>
                   <a:graphic>
                     <a:graphicData uri="http://schemas.openxmlformats.org/drawingml/2006/picture">
                       <pic:pic>
                         <pic:nvPicPr>
-                          <pic:cNvPr descr="image/4.png" id="37" name="Picture"/>
+                          <pic:cNvPr descr="image/4.png" id="36" name="Picture"/>
                           <pic:cNvPicPr>
                             <a:picLocks noChangeArrowheads="1" noChangeAspect="1"/>
                           </pic:cNvPicPr>
                         </pic:nvPicPr>
                         <pic:blipFill>
-                          <a:blip r:embed="rId35"/>
+                          <a:blip r:embed="rId34"/>
                           <a:stretch>
                             <a:fillRect/>
                           </a:stretch>
@@ -547,18 +537,18 @@
               <w:t xml:space="preserve">Рисунок 4: Загрузка изменений на удаленный репозиторий</w:t>
             </w:r>
           </w:p>
-          <w:bookmarkEnd w:id="38"/>
+          <w:bookmarkEnd w:id="37"/>
         </w:tc>
       </w:tr>
     </w:tbl>
-    <w:bookmarkEnd w:id="39"/>
-    <w:bookmarkStart w:id="40" w:name="выводы"/>
+    <w:bookmarkEnd w:id="38"/>
+    <w:bookmarkStart w:id="39" w:name="выводы"/>
     <w:p>
       <w:pPr>
         <w:pStyle w:val="Heading1"/>
       </w:pPr>
       <w:r>
-        <w:t xml:space="preserve">5. Выводы</w:t>
+        <w:t xml:space="preserve">4. Выводы</w:t>
       </w:r>
     </w:p>
     <w:p>
@@ -569,19 +559,19 @@
         <w:t xml:space="preserve">Мы научились размещать сайт на Github pages, выполнили первый этап индивидуального проекта.</w:t>
       </w:r>
     </w:p>
+    <w:bookmarkEnd w:id="39"/>
+    <w:bookmarkStart w:id="41" w:name="список-литературы"/>
+    <w:p>
+      <w:pPr>
+        <w:pStyle w:val="Heading1"/>
+      </w:pPr>
+      <w:r>
+        <w:t xml:space="preserve">Список литературы</w:t>
+      </w:r>
+    </w:p>
+    <w:bookmarkStart w:id="40" w:name="refs"/>
     <w:bookmarkEnd w:id="40"/>
-    <w:bookmarkStart w:id="42" w:name="список-литературы"/>
-    <w:p>
-      <w:pPr>
-        <w:pStyle w:val="Heading1"/>
-      </w:pPr>
-      <w:r>
-        <w:t xml:space="preserve">Список литературы</w:t>
-      </w:r>
-    </w:p>
-    <w:bookmarkStart w:id="41" w:name="refs"/>
     <w:bookmarkEnd w:id="41"/>
-    <w:bookmarkEnd w:id="42"/>
     <w:sectPr/>
   </w:body>
 </w:document>
